--- a/content/Bios/Frank_Prentup.docx
+++ b/content/Bios/Frank_Prentup.docx
@@ -1,417 +1,8 @@
 
 <file path=word/document.xml><?xml version="1.0" encoding="utf-8"?>
-<w:document xmlns:w14="http://schemas.microsoft.com/office/word/2010/wordml" xmlns:wp14="http://schemas.microsoft.com/office/word/2010/wordprocessingDrawing" xmlns:w="http://schemas.openxmlformats.org/wordprocessingml/2006/main" xmlns:m="http://schemas.openxmlformats.org/officeDocument/2006/math" xmlns:r="http://schemas.openxmlformats.org/officeDocument/2006/relationships" xmlns:o="urn:schemas-microsoft-com:office:office" xmlns:v="urn:schemas-microsoft-com:vml" xmlns:w10="urn:schemas-microsoft-com:office:word" xmlns:a="http://schemas.openxmlformats.org/drawingml/2006/main" xmlns:pic="http://schemas.openxmlformats.org/drawingml/2006/picture" xmlns:wp="http://schemas.openxmlformats.org/drawingml/2006/wordprocessingDrawing" xmlns:mc="http://schemas.openxmlformats.org/markup-compatibility/2006" mc:Ignorable="w14 wp14">
+<w:document xmlns:ns1="http://schemas.openxmlformats.org/markup-compatibility/2006" xmlns:ns2="http://schemas.microsoft.com/office/word/2010/wordml" xmlns:w="http://schemas.openxmlformats.org/wordprocessingml/2006/main" ns1:Ignorable="w14 wp14">
   <w:body>
-    <w:p xmlns:wp14="http://schemas.microsoft.com/office/word/2010/wordml" wp14:textId="77777777">
-      <w:pPr>
-        <w:pStyle w:val="FirstParagraph"/>
-      </w:pPr>
-      <w:r>
-        <w:rPr/>
-        <w:t xml:space="preserve">Hall of Fame Inductee Frank </w:t>
-      </w:r>
-      <w:r>
-        <w:rPr/>
-        <w:t>Prentup</w:t>
-      </w:r>
-      <w:r>
-        <w:rPr/>
-        <w:t xml:space="preserve"> – Boulder</w:t>
-      </w:r>
-      <w:r>
-        <w:rPr/>
-        <w:t xml:space="preserve"> </w:t>
-      </w:r>
-      <w:r>
-        <w:rPr/>
-        <w:t>A full-</w:t>
-      </w:r>
-      <w:r>
-        <w:rPr/>
-        <w:t xml:space="preserve">blooded </w:t>
-      </w:r>
-      <w:r>
-        <w:rPr/>
-        <w:t>Tuscarara</w:t>
-      </w:r>
-      <w:r>
-        <w:rPr/>
-        <w:t xml:space="preserve"> Iroquois, Frank “Chief” </w:t>
-      </w:r>
-      <w:r>
-        <w:rPr/>
-        <w:t>Prentup</w:t>
-      </w:r>
-      <w:r>
-        <w:rPr/>
-        <w:t xml:space="preserve"> was born in Leavenworth, Kansas</w:t>
-      </w:r>
-      <w:r>
-        <w:rPr/>
-        <w:t>, to</w:t>
-      </w:r>
-      <w:r>
-        <w:rPr/>
-        <w:t xml:space="preserve"> Lafayette</w:t>
-      </w:r>
-      <w:r>
-        <w:rPr/>
-        <w:t xml:space="preserve"> </w:t>
-      </w:r>
-      <w:r>
-        <w:rPr/>
-        <w:t xml:space="preserve">F. Printup and Augusta M. Printup in 1907. His last name was spelled incorrectly </w:t>
-      </w:r>
-      <w:r>
-        <w:rPr/>
-        <w:t>as a result of</w:t>
-      </w:r>
-      <w:r>
-        <w:rPr/>
-        <w:t xml:space="preserve"> a birth</w:t>
-      </w:r>
-      <w:r>
-        <w:rPr/>
-        <w:t xml:space="preserve"> </w:t>
-      </w:r>
-      <w:r>
-        <w:rPr/>
-        <w:t>certificate typo.</w:t>
-      </w:r>
-      <w:r>
-        <w:rPr/>
-        <w:t xml:space="preserve"> </w:t>
-      </w:r>
-      <w:r>
-        <w:rPr/>
-        <w:t>Frank graduated from Junction City (Kansas) High School in 1926 and attended Kansas State College of</w:t>
-      </w:r>
-      <w:r>
-        <w:rPr/>
-        <w:t xml:space="preserve"> </w:t>
-      </w:r>
-      <w:r>
-        <w:rPr/>
-        <w:t xml:space="preserve">Agriculture and Applied Science (now KSU) in Manhattan, Kansas, where he received </w:t>
-      </w:r>
-      <w:r>
-        <w:rPr/>
-        <w:t>bachelor and</w:t>
-      </w:r>
-      <w:r>
-        <w:rPr/>
-        <w:t xml:space="preserve"> </w:t>
-      </w:r>
-      <w:r>
-        <w:rPr/>
-        <w:t>masters’</w:t>
-      </w:r>
-      <w:r>
-        <w:rPr/>
-        <w:t xml:space="preserve"> </w:t>
-      </w:r>
-      <w:r>
-        <w:rPr/>
-        <w:t>degrees</w:t>
-      </w:r>
-      <w:r>
-        <w:rPr/>
-        <w:t xml:space="preserve"> in physical education. While at KSC, he lettered in three sports – football</w:t>
-      </w:r>
-      <w:r>
-        <w:rPr/>
-        <w:t xml:space="preserve"> </w:t>
-      </w:r>
-      <w:r>
-        <w:rPr/>
-        <w:t>(quarterback), baseball (2nd baseman</w:t>
-      </w:r>
-      <w:r>
-        <w:rPr/>
-        <w:t>)</w:t>
-      </w:r>
-      <w:r>
-        <w:rPr/>
-        <w:t xml:space="preserve"> and swimming.</w:t>
-      </w:r>
-      <w:r>
-        <w:rPr/>
-        <w:t xml:space="preserve"> </w:t>
-      </w:r>
-      <w:r>
-        <w:rPr/>
-        <w:t xml:space="preserve">Frank went on to coach </w:t>
-      </w:r>
-      <w:r>
-        <w:rPr/>
-        <w:t>a number of</w:t>
-      </w:r>
-      <w:r>
-        <w:rPr/>
-        <w:t xml:space="preserve"> sports in the Kansas High School system from 1932-40. He was so</w:t>
-      </w:r>
-      <w:r>
-        <w:rPr/>
-        <w:t xml:space="preserve"> </w:t>
-      </w:r>
-      <w:r>
-        <w:rPr/>
-        <w:t xml:space="preserve">well liked that faculty, staff &amp; students at Manhattan High School, they </w:t>
-      </w:r>
-      <w:r>
-        <w:rPr/>
-        <w:t>initiated</w:t>
-      </w:r>
-      <w:r>
-        <w:rPr/>
-        <w:t xml:space="preserve">, voted </w:t>
-      </w:r>
-      <w:r>
-        <w:rPr/>
-        <w:t>for</w:t>
-      </w:r>
-      <w:r>
-        <w:rPr/>
-        <w:t xml:space="preserve"> and enacted</w:t>
-      </w:r>
-      <w:r>
-        <w:rPr/>
-        <w:t xml:space="preserve"> </w:t>
-      </w:r>
-      <w:r>
-        <w:rPr/>
-        <w:t>the high school’s mascot name change from the Manhattan Blues to the Manhattan Indians, which</w:t>
-      </w:r>
-      <w:r>
-        <w:rPr/>
-        <w:t xml:space="preserve"> </w:t>
-      </w:r>
-      <w:r>
-        <w:rPr/>
-        <w:t>remains</w:t>
-      </w:r>
-      <w:r>
-        <w:rPr/>
-        <w:t xml:space="preserve"> to this day.</w:t>
-      </w:r>
-      <w:r>
-        <w:rPr/>
-        <w:t xml:space="preserve"> </w:t>
-      </w:r>
-      <w:r>
-        <w:rPr/>
-        <w:t>Frank went on to become an assistant football, baseball and basketball coach at the University of</w:t>
-      </w:r>
-      <w:r>
-        <w:rPr/>
-        <w:t xml:space="preserve"> </w:t>
-      </w:r>
-      <w:r>
-        <w:rPr/>
-        <w:t>Colorado from 1941 to 1943 before joining the United States Navy in 1943, serving as a training officer</w:t>
-      </w:r>
-      <w:r>
-        <w:rPr/>
-        <w:t xml:space="preserve"> </w:t>
-      </w:r>
-      <w:r>
-        <w:rPr/>
-        <w:t>in the Naval Flight School in the Norfolk, Virginia, area until his discharge from active duty in 1945. He</w:t>
-      </w:r>
-      <w:r>
-        <w:rPr/>
-        <w:t xml:space="preserve"> </w:t>
-      </w:r>
-      <w:r>
-        <w:rPr/>
-        <w:t>returned to Boulder and resumed his coaching career as an assistant football coach, assistant baseball</w:t>
-      </w:r>
-      <w:r>
-        <w:rPr/>
-        <w:t xml:space="preserve"> </w:t>
-      </w:r>
-      <w:r>
-        <w:rPr/>
-        <w:t>coach, and a physical education associate professor.</w:t>
-      </w:r>
-      <w:r>
-        <w:rPr/>
-        <w:t xml:space="preserve"> </w:t>
-      </w:r>
-      <w:r>
-        <w:rPr/>
-        <w:t xml:space="preserve">In 1947, Frank was named head baseball coach at CU and </w:t>
-      </w:r>
-      <w:r>
-        <w:rPr/>
-        <w:t>remained as</w:t>
-      </w:r>
-      <w:r>
-        <w:rPr/>
-        <w:t xml:space="preserve"> an assistant in football. He spent</w:t>
-      </w:r>
-      <w:r>
-        <w:rPr/>
-        <w:t xml:space="preserve"> </w:t>
-      </w:r>
-      <w:r>
-        <w:rPr/>
-        <w:t>the next 22 years running the baseball program before retiring in 1969 with a record of 257-255-2. His</w:t>
-      </w:r>
-      <w:r>
-        <w:rPr/>
-        <w:t xml:space="preserve"> </w:t>
-      </w:r>
-      <w:r>
-        <w:rPr/>
-        <w:t>1946 team was a Big 7 Conference co-</w:t>
-      </w:r>
-      <w:r>
-        <w:rPr/>
-        <w:t>champion</w:t>
-      </w:r>
-      <w:r>
-        <w:rPr/>
-        <w:t xml:space="preserve"> and his 1961 team was third in the Big 8 Conference.</w:t>
-      </w:r>
-      <w:r>
-        <w:rPr/>
-        <w:t xml:space="preserve"> </w:t>
-      </w:r>
-      <w:r>
-        <w:rPr/>
-        <w:t>Frank received the Meritorious Service Award from the American Baseball Coaches Association in 1986</w:t>
-      </w:r>
-      <w:r>
-        <w:rPr/>
-        <w:t xml:space="preserve"> </w:t>
-      </w:r>
-      <w:r>
-        <w:rPr/>
-        <w:t>at their annual convention in New Orleans.</w:t>
-      </w:r>
-      <w:r>
-        <w:rPr/>
-        <w:t xml:space="preserve"> </w:t>
-      </w:r>
-      <w:r>
-        <w:rPr/>
-        <w:t>Prentup</w:t>
-      </w:r>
-      <w:r>
-        <w:rPr/>
-        <w:t xml:space="preserve"> Field was built in 1967 on CU’s east campus and is named in </w:t>
-      </w:r>
-      <w:r>
-        <w:rPr/>
-        <w:t>his honor</w:t>
-      </w:r>
-      <w:r>
-        <w:rPr/>
-        <w:t>. When built, it was the</w:t>
-      </w:r>
-      <w:r>
-        <w:rPr/>
-        <w:t xml:space="preserve"> </w:t>
-      </w:r>
-      <w:r>
-        <w:rPr/>
-        <w:t>best baseball facility in the Big 8 Conference (it is now the women’s soccer field as CU does not support</w:t>
-      </w:r>
-      <w:r>
-        <w:rPr/>
-        <w:t xml:space="preserve"> </w:t>
-      </w:r>
-      <w:r>
-        <w:rPr/>
-        <w:t>a baseball program).</w:t>
-      </w:r>
-      <w:r>
-        <w:rPr/>
-        <w:t xml:space="preserve"> </w:t>
-      </w:r>
-      <w:r>
-        <w:rPr/>
-        <w:t>Frank was inducted into the University of Colorado Athletic Hall of Fame in 2015.</w:t>
-      </w:r>
-      <w:r>
-        <w:rPr/>
-        <w:t xml:space="preserve"> </w:t>
-      </w:r>
-      <w:r>
-        <w:rPr/>
-        <w:t>Among his other achievements, he co-authored the “Scientific Techniques of Batting” with Robert H.</w:t>
-      </w:r>
-      <w:r>
-        <w:rPr/>
-        <w:t xml:space="preserve"> </w:t>
-      </w:r>
-      <w:r>
-        <w:rPr/>
-        <w:t>Pomeroy in 1973, authored “Punching the Light Bag” for hand/eye coordination (for both men and</w:t>
-      </w:r>
-      <w:r>
-        <w:rPr/>
-        <w:t xml:space="preserve"> </w:t>
-      </w:r>
-      <w:r>
-        <w:rPr/>
-        <w:t>women) in 1985 and was one of the original developers of rope skipping (for fun and fitness) as an</w:t>
-      </w:r>
-      <w:r>
-        <w:rPr/>
-        <w:t xml:space="preserve"> </w:t>
-      </w:r>
-      <w:r>
-        <w:rPr/>
-        <w:t>athletic agility and stamina program for all sports. Developed an accredited PE class for same at CU (for</w:t>
-      </w:r>
-      <w:r>
-        <w:rPr/>
-        <w:t xml:space="preserve"> </w:t>
-      </w:r>
-      <w:r>
-        <w:rPr/>
-        <w:t>men and women), and authored a short book on the subject, “Skipping the Rope for Fun and Fitness” in</w:t>
-      </w:r>
-      <w:r>
-        <w:rPr/>
-        <w:t xml:space="preserve"> </w:t>
-      </w:r>
-      <w:r>
-        <w:rPr/>
-        <w:t>1963.</w:t>
-      </w:r>
-    </w:p>
-    <w:p>
-      <w:pPr>
-        <w:pStyle w:val="BodyText"/>
-      </w:pPr>
-    </w:p>
-    <w:p>
-      <w:pPr>
-        <w:pStyle w:val="Title"/>
-        <w:rPr>
-          <w:noProof w:val="0"/>
-          <w:lang w:val="en-US"/>
-        </w:rPr>
-      </w:pPr>
-      <w:r>
-        <w:rPr>
-          <w:noProof w:val="0"/>
-          <w:lang w:val="en-US"/>
-        </w:rPr>
-        <w:t xml:space="preserve">Revised Biography: Frank </w:t>
-      </w:r>
-      <w:r>
-        <w:rPr>
-          <w:noProof w:val="0"/>
-          <w:lang w:val="en-US"/>
-        </w:rPr>
-        <w:t>Prentup</w:t>
-      </w:r>
-    </w:p>
-    <w:p>
+    <w:p ns2:paraId="27EF9C58" ns2:textId="642C8373">
       <w:pPr>
         <w:pStyle w:val="Subtitle"/>
         <w:rPr/>
@@ -424,7 +15,7 @@
         <w:t>Hall of Fame Inductee – Boulder</w:t>
       </w:r>
     </w:p>
-    <w:p>
+    <w:p ns2:paraId="15D9158B" ns2:textId="11F87F1E">
       <w:pPr>
         <w:spacing w:before="0" w:beforeAutospacing="off" w:after="0" w:afterAutospacing="off" w:line="300" w:lineRule="auto"/>
         <w:rPr>
@@ -510,7 +101,7 @@
         <w:t>. During his collegiate years, he lettered in football as a quarterback, in baseball as a second baseman, and in swimming.</w:t>
       </w:r>
     </w:p>
-    <w:p>
+    <w:p ns2:paraId="4B6133F8" ns2:textId="0746232A">
       <w:pPr>
         <w:spacing w:before="0" w:beforeAutospacing="off" w:after="0" w:afterAutospacing="off" w:line="300" w:lineRule="auto"/>
         <w:rPr>
@@ -652,7 +243,7 @@
         <w:t>, serving as a training officer at the Naval Flight School in the Norfolk, Virginia, area until his discharge in 1945.</w:t>
       </w:r>
     </w:p>
-    <w:p>
+    <w:p ns2:paraId="37D0E81B" ns2:textId="561F785C">
       <w:pPr>
         <w:spacing w:before="0" w:beforeAutospacing="off" w:after="0" w:afterAutospacing="off" w:line="300" w:lineRule="auto"/>
         <w:rPr>
@@ -696,7 +287,7 @@
         <w:t xml:space="preserve"> returned to Boulder that same year, continuing as an assistant coach in football and baseball while serving as an associate professor in physical education. He was named head baseball coach at CU in 1947, a position he held for twenty-two seasons. He compiled a 257–255–2 record, guiding the 1946 team to a Big Seven Conference co‑championship and leading the 1961 team to a third‑place finish in the Big Eight Conference.</w:t>
       </w:r>
     </w:p>
-    <w:p>
+    <w:p ns2:paraId="0970CF87" ns2:textId="40543967">
       <w:pPr>
         <w:spacing w:before="0" w:beforeAutospacing="off" w:after="0" w:afterAutospacing="off" w:line="300" w:lineRule="auto"/>
         <w:rPr>
@@ -880,7 +471,7 @@
         <w:t xml:space="preserve"> in 2015.</w:t>
       </w:r>
     </w:p>
-    <w:p>
+    <w:p ns2:paraId="33726605" ns2:textId="67991C43">
       <w:pPr>
         <w:spacing w:before="0" w:beforeAutospacing="off" w:after="0" w:afterAutospacing="off" w:line="300" w:lineRule="auto"/>
         <w:rPr>
@@ -1022,7 +613,7 @@
         <w:t xml:space="preserve"> in 1963.</w:t>
       </w:r>
     </w:p>
-    <w:p>
+    <w:p ns2:paraId="2AF7B025" ns2:textId="1EF19825">
       <w:pPr>
         <w:pStyle w:val="BodyText"/>
       </w:pPr>
